--- a/lab4/Отчет лаба 4.docx
+++ b/lab4/Отчет лаба 4.docx
@@ -1298,7 +1298,7 @@
     <w:p>
       <w:pPr>
         <w:rPr>
-          <w:rFonts w:eastAsiaTheme="minorEastAsia" w:hint="eastAsia"/>
+          <w:rFonts w:eastAsiaTheme="minorEastAsia"/>
           <w:lang w:eastAsia="ja-JP"/>
         </w:rPr>
       </w:pPr>
@@ -1351,10 +1351,10 @@
           <w:noProof/>
         </w:rPr>
         <w:drawing>
-          <wp:inline distT="0" distB="0" distL="0" distR="0" wp14:anchorId="535B9817" wp14:editId="3A95B3C2">
-            <wp:extent cx="5928360" cy="3489960"/>
+          <wp:inline distT="0" distB="0" distL="0" distR="0" wp14:anchorId="67101F6F" wp14:editId="4913EE4B">
+            <wp:extent cx="5929630" cy="4558030"/>
             <wp:effectExtent l="0" t="0" r="0" b="0"/>
-            <wp:docPr id="4" name="Рисунок 4"/>
+            <wp:docPr id="1" name="Рисунок 1"/>
             <wp:cNvGraphicFramePr>
               <a:graphicFrameLocks xmlns:a="http://schemas.openxmlformats.org/drawingml/2006/main" noChangeAspect="1"/>
             </wp:cNvGraphicFramePr>
@@ -1383,7 +1383,7 @@
                   <pic:spPr bwMode="auto">
                     <a:xfrm>
                       <a:off x="0" y="0"/>
-                      <a:ext cx="5928360" cy="3489960"/>
+                      <a:ext cx="5929630" cy="4558030"/>
                     </a:xfrm>
                     <a:prstGeom prst="rect">
                       <a:avLst/>
@@ -1403,12 +1403,18 @@
     <w:p>
       <w:pPr>
         <w:rPr>
-          <w:rFonts w:eastAsiaTheme="minorEastAsia"/>
-          <w:lang w:eastAsia="ja-JP"/>
-        </w:rPr>
-      </w:pPr>
-      <w:r>
-        <w:t xml:space="preserve">После инициализации массива и суммы я сразу пишу блок </w:t>
+          <w:rFonts w:eastAsiaTheme="minorEastAsia" w:hint="eastAsia"/>
+          <w:lang w:eastAsia="ja-JP"/>
+        </w:rPr>
+      </w:pPr>
+      <w:r>
+        <w:t>После инициализации массива</w:t>
+      </w:r>
+      <w:r>
+        <w:t>, счетчика</w:t>
+      </w:r>
+      <w:r>
+        <w:t xml:space="preserve"> и суммы я сразу пишу блок </w:t>
       </w:r>
       <w:proofErr w:type="spellStart"/>
       <w:r>
@@ -1523,17 +1529,15 @@
           <w:rFonts w:eastAsiaTheme="minorEastAsia"/>
           <w:lang w:eastAsia="ja-JP"/>
         </w:rPr>
-        <w:t xml:space="preserve"> я обрабатываю </w:t>
-      </w:r>
-      <w:proofErr w:type="spellStart"/>
-      <w:r>
-        <w:rPr>
-          <w:rFonts w:eastAsiaTheme="minorEastAsia"/>
-          <w:lang w:eastAsia="ja-JP"/>
-        </w:rPr>
-        <w:t>прочии</w:t>
-      </w:r>
-      <w:proofErr w:type="spellEnd"/>
+        <w:t xml:space="preserve"> я обрабатываю прочи</w:t>
+      </w:r>
+      <w:r>
+        <w:rPr>
+          <w:rFonts w:eastAsiaTheme="minorEastAsia"/>
+          <w:lang w:eastAsia="ja-JP"/>
+        </w:rPr>
+        <w:t>е</w:t>
+      </w:r>
       <w:r>
         <w:rPr>
           <w:rFonts w:eastAsiaTheme="minorEastAsia"/>
@@ -1566,6 +1570,75 @@
         </w:rPr>
         <w:t>() чтобы вывести конкретную ошибку.</w:t>
       </w:r>
+      <w:r>
+        <w:rPr>
+          <w:rFonts w:eastAsiaTheme="minorEastAsia"/>
+          <w:lang w:eastAsia="ja-JP"/>
+        </w:rPr>
+        <w:t xml:space="preserve"> </w:t>
+      </w:r>
+      <w:proofErr w:type="gramStart"/>
+      <w:r>
+        <w:rPr>
+          <w:rFonts w:eastAsiaTheme="minorEastAsia"/>
+          <w:lang w:eastAsia="ja-JP"/>
+        </w:rPr>
+        <w:t>Помимо этого</w:t>
+      </w:r>
+      <w:proofErr w:type="gramEnd"/>
+      <w:r>
+        <w:rPr>
+          <w:rFonts w:eastAsiaTheme="minorEastAsia"/>
+          <w:lang w:eastAsia="ja-JP"/>
+        </w:rPr>
+        <w:t xml:space="preserve"> у меня есть внутренний </w:t>
+      </w:r>
+      <w:proofErr w:type="spellStart"/>
+      <w:r>
+        <w:rPr>
+          <w:rFonts w:eastAsiaTheme="minorEastAsia" w:hint="eastAsia"/>
+          <w:lang w:eastAsia="ja-JP"/>
+        </w:rPr>
+        <w:t>t</w:t>
+      </w:r>
+      <w:r>
+        <w:rPr>
+          <w:rFonts w:eastAsiaTheme="minorEastAsia"/>
+          <w:lang w:eastAsia="ja-JP"/>
+        </w:rPr>
+        <w:t>ry-catch</w:t>
+      </w:r>
+      <w:proofErr w:type="spellEnd"/>
+      <w:r>
+        <w:rPr>
+          <w:rFonts w:eastAsiaTheme="minorEastAsia"/>
+          <w:lang w:eastAsia="ja-JP"/>
+        </w:rPr>
+        <w:t xml:space="preserve"> для обработки исключений неверного формата </w:t>
+      </w:r>
+      <w:proofErr w:type="spellStart"/>
+      <w:r>
+        <w:rPr>
+          <w:rFonts w:eastAsiaTheme="minorEastAsia" w:hint="eastAsia"/>
+          <w:lang w:eastAsia="ja-JP"/>
+        </w:rPr>
+        <w:t>N</w:t>
+      </w:r>
+      <w:r>
+        <w:rPr>
+          <w:rFonts w:eastAsiaTheme="minorEastAsia"/>
+          <w:lang w:eastAsia="ja-JP"/>
+        </w:rPr>
+        <w:t>umberFormatException</w:t>
+      </w:r>
+      <w:proofErr w:type="spellEnd"/>
+      <w:r>
+        <w:rPr>
+          <w:rFonts w:eastAsiaTheme="minorEastAsia"/>
+          <w:lang w:eastAsia="ja-JP"/>
+        </w:rPr>
+        <w:t>.</w:t>
+      </w:r>
     </w:p>
     <w:p>
       <w:pPr>
@@ -1635,10 +1708,10 @@
           <w:lang w:eastAsia="ja-JP"/>
         </w:rPr>
         <w:drawing>
-          <wp:inline distT="0" distB="0" distL="0" distR="0" wp14:anchorId="5547C40D" wp14:editId="1683C543">
-            <wp:extent cx="5928360" cy="5745480"/>
-            <wp:effectExtent l="0" t="0" r="0" b="7620"/>
-            <wp:docPr id="5" name="Рисунок 5"/>
+          <wp:inline distT="0" distB="0" distL="0" distR="0" wp14:anchorId="0041B190" wp14:editId="1E9FAD5E">
+            <wp:extent cx="5929630" cy="7980045"/>
+            <wp:effectExtent l="0" t="0" r="0" b="1905"/>
+            <wp:docPr id="2" name="Рисунок 2"/>
             <wp:cNvGraphicFramePr>
               <a:graphicFrameLocks xmlns:a="http://schemas.openxmlformats.org/drawingml/2006/main" noChangeAspect="1"/>
             </wp:cNvGraphicFramePr>
@@ -1667,7 +1740,7 @@
                   <pic:spPr bwMode="auto">
                     <a:xfrm>
                       <a:off x="0" y="0"/>
-                      <a:ext cx="5928360" cy="5745480"/>
+                      <a:ext cx="5929630" cy="7980045"/>
                     </a:xfrm>
                     <a:prstGeom prst="rect">
                       <a:avLst/>
@@ -1751,7 +1824,36 @@
           <w:rFonts w:eastAsiaTheme="minorEastAsia"/>
           <w:lang w:eastAsia="ja-JP"/>
         </w:rPr>
-        <w:t xml:space="preserve"> ошибка – это невозможность найти файл в файловой системе. Во внутреннем блоке я инициализирую буфер на 1кб, чтобы считывать файл кусками, а также длину.</w:t>
+        <w:t xml:space="preserve"> ошибка – это </w:t>
+      </w:r>
+      <w:r>
+        <w:rPr>
+          <w:rFonts w:eastAsiaTheme="minorEastAsia"/>
+          <w:lang w:eastAsia="ja-JP"/>
+        </w:rPr>
+        <w:lastRenderedPageBreak/>
+        <w:t>невозможность найти файл в файловой системе. Во внутреннем блоке я инициализирую буфер на 1</w:t>
+      </w:r>
+      <w:r>
+        <w:rPr>
+          <w:rFonts w:eastAsiaTheme="minorEastAsia"/>
+          <w:lang w:eastAsia="ja-JP"/>
+        </w:rPr>
+        <w:t xml:space="preserve"> байт</w:t>
+      </w:r>
+      <w:r>
+        <w:rPr>
+          <w:rFonts w:eastAsiaTheme="minorEastAsia"/>
+          <w:lang w:eastAsia="ja-JP"/>
+        </w:rPr>
+        <w:t>, чтобы считывать файл кусками</w:t>
+      </w:r>
+      <w:r>
+        <w:rPr>
+          <w:rFonts w:eastAsiaTheme="minorEastAsia"/>
+          <w:lang w:eastAsia="ja-JP"/>
+        </w:rPr>
+        <w:t>.</w:t>
       </w:r>
     </w:p>
     <w:p>
@@ -1789,7 +1891,7 @@
           <w:rFonts w:eastAsiaTheme="minorEastAsia"/>
           <w:lang w:eastAsia="ja-JP"/>
         </w:rPr>
-        <w:t xml:space="preserve"> я читаю первый килобайт информации в файле, после чего записываю его в файл для записи, начиная с 0 элемента буфера и записывая ровно </w:t>
+        <w:t xml:space="preserve"> я читаю первый байт информации в файле, после чего записываю его в файл для записи, начиная с 0 элемента буфера и записывая ровно </w:t>
       </w:r>
       <w:proofErr w:type="spellStart"/>
       <w:r>
@@ -1896,7 +1998,21 @@
           <w:rFonts w:eastAsiaTheme="minorEastAsia"/>
           <w:lang w:eastAsia="ja-JP"/>
         </w:rPr>
-        <w:t xml:space="preserve">записи. Такая же ошибка могла возникнуть и при закрытии файлов, поэтому у меня 2 вложенных блока </w:t>
+        <w:t>записи</w:t>
+      </w:r>
+      <w:r>
+        <w:rPr>
+          <w:rFonts w:eastAsiaTheme="minorEastAsia"/>
+          <w:lang w:eastAsia="ja-JP"/>
+        </w:rPr>
+        <w:t>, либо просто вручную закрыты во время выполнения цикла</w:t>
+      </w:r>
+      <w:r>
+        <w:rPr>
+          <w:rFonts w:eastAsiaTheme="minorEastAsia"/>
+          <w:lang w:eastAsia="ja-JP"/>
+        </w:rPr>
+        <w:t xml:space="preserve">. Такая же ошибка могла возникнуть и при закрытии файлов, поэтому у меня 2 вложенных блока </w:t>
       </w:r>
       <w:proofErr w:type="spellStart"/>
       <w:r>
@@ -2221,24 +2337,70 @@
     <w:p>
       <w:pPr>
         <w:rPr>
+          <w:rFonts w:eastAsiaTheme="minorEastAsia"/>
+          <w:lang w:eastAsia="ja-JP"/>
+        </w:rPr>
+      </w:pPr>
+      <w:r>
+        <w:rPr>
+          <w:rFonts w:eastAsiaTheme="minorEastAsia"/>
+          <w:lang w:eastAsia="ja-JP"/>
+        </w:rPr>
+        <w:t xml:space="preserve">В нем я учитываю 2 </w:t>
+      </w:r>
+      <w:proofErr w:type="spellStart"/>
+      <w:r>
+        <w:rPr>
+          <w:rFonts w:eastAsiaTheme="minorEastAsia"/>
+          <w:lang w:eastAsia="ja-JP"/>
+        </w:rPr>
+        <w:t>возмодные</w:t>
+      </w:r>
+      <w:proofErr w:type="spellEnd"/>
+      <w:r>
+        <w:rPr>
+          <w:rFonts w:eastAsiaTheme="minorEastAsia"/>
+          <w:lang w:eastAsia="ja-JP"/>
+        </w:rPr>
+        <w:t xml:space="preserve"> ошибки: первое – возраст не попадает в рамки от 0 до 120 лет и не является целым числом (для этой ошибки я создал собственное исключение), и второе – возраст не является числом вовсе (для этого я воспользовался уже существующим исключением </w:t>
+      </w:r>
+      <w:proofErr w:type="spellStart"/>
+      <w:r>
+        <w:rPr>
           <w:rFonts w:eastAsiaTheme="minorEastAsia" w:hint="eastAsia"/>
           <w:lang w:eastAsia="ja-JP"/>
         </w:rPr>
-      </w:pPr>
-      <w:r>
-        <w:rPr>
-          <w:rFonts w:eastAsiaTheme="minorEastAsia"/>
-          <w:lang w:eastAsia="ja-JP"/>
-        </w:rPr>
-        <w:t xml:space="preserve">В нем я учитываю 2 </w:t>
+        <w:t>N</w:t>
+      </w:r>
+      <w:r>
+        <w:rPr>
+          <w:rFonts w:eastAsiaTheme="minorEastAsia"/>
+          <w:lang w:eastAsia="ja-JP"/>
+        </w:rPr>
+        <w:t>umberFormatException</w:t>
+      </w:r>
+      <w:proofErr w:type="spellEnd"/>
+      <w:r>
+        <w:rPr>
+          <w:rFonts w:eastAsiaTheme="minorEastAsia"/>
+          <w:lang w:eastAsia="ja-JP"/>
+        </w:rPr>
+        <w:t xml:space="preserve"> и вызвал уже его. Соответственно у меня в коде два блока </w:t>
       </w:r>
       <w:proofErr w:type="spellStart"/>
       <w:r>
         <w:rPr>
-          <w:rFonts w:eastAsiaTheme="minorEastAsia"/>
-          <w:lang w:eastAsia="ja-JP"/>
-        </w:rPr>
-        <w:t>возмодные</w:t>
+          <w:rFonts w:eastAsiaTheme="minorEastAsia" w:hint="eastAsia"/>
+          <w:lang w:eastAsia="ja-JP"/>
+        </w:rPr>
+        <w:t>c</w:t>
+      </w:r>
+      <w:r>
+        <w:rPr>
+          <w:rFonts w:eastAsiaTheme="minorEastAsia"/>
+          <w:lang w:eastAsia="ja-JP"/>
+        </w:rPr>
+        <w:t>atch</w:t>
       </w:r>
       <w:proofErr w:type="spellEnd"/>
       <w:r>
@@ -2246,52 +2408,6 @@
           <w:rFonts w:eastAsiaTheme="minorEastAsia"/>
           <w:lang w:eastAsia="ja-JP"/>
         </w:rPr>
-        <w:t xml:space="preserve"> ошибки: первое – возраст не попадает в рамки от 0 до 120 лет и не является целым числом (для этой ошибки я создал собственное исключение), и второе – возраст не является числом вовсе (для этого я воспользовался уже существующим исключением </w:t>
-      </w:r>
-      <w:proofErr w:type="spellStart"/>
-      <w:r>
-        <w:rPr>
-          <w:rFonts w:eastAsiaTheme="minorEastAsia" w:hint="eastAsia"/>
-          <w:lang w:eastAsia="ja-JP"/>
-        </w:rPr>
-        <w:t>N</w:t>
-      </w:r>
-      <w:r>
-        <w:rPr>
-          <w:rFonts w:eastAsiaTheme="minorEastAsia"/>
-          <w:lang w:eastAsia="ja-JP"/>
-        </w:rPr>
-        <w:t>umberFormatException</w:t>
-      </w:r>
-      <w:proofErr w:type="spellEnd"/>
-      <w:r>
-        <w:rPr>
-          <w:rFonts w:eastAsiaTheme="minorEastAsia"/>
-          <w:lang w:eastAsia="ja-JP"/>
-        </w:rPr>
-        <w:t xml:space="preserve"> и вызвал уже его. Соответственно у меня в коде два блока </w:t>
-      </w:r>
-      <w:proofErr w:type="spellStart"/>
-      <w:r>
-        <w:rPr>
-          <w:rFonts w:eastAsiaTheme="minorEastAsia" w:hint="eastAsia"/>
-          <w:lang w:eastAsia="ja-JP"/>
-        </w:rPr>
-        <w:t>c</w:t>
-      </w:r>
-      <w:r>
-        <w:rPr>
-          <w:rFonts w:eastAsiaTheme="minorEastAsia"/>
-          <w:lang w:eastAsia="ja-JP"/>
-        </w:rPr>
-        <w:t>atch</w:t>
-      </w:r>
-      <w:proofErr w:type="spellEnd"/>
-      <w:r>
-        <w:rPr>
-          <w:rFonts w:eastAsiaTheme="minorEastAsia"/>
-          <w:lang w:eastAsia="ja-JP"/>
-        </w:rPr>
         <w:t xml:space="preserve"> для каждой из этих ситуаций.</w:t>
       </w:r>
     </w:p>
@@ -2323,7 +2439,7 @@
       <w:pPr>
         <w:jc w:val="both"/>
         <w:rPr>
-          <w:rFonts w:eastAsiaTheme="minorEastAsia" w:hint="eastAsia"/>
+          <w:rFonts w:eastAsiaTheme="minorEastAsia"/>
           <w:lang w:eastAsia="ja-JP"/>
         </w:rPr>
       </w:pPr>
